--- a/public/assets/Reference_Architecture_Healthcare.docx
+++ b/public/assets/Reference_Architecture_Healthcare.docx
@@ -586,7 +586,7 @@
         <w:pStyle w:val="ListBullet"/>
       </w:pPr>
       <w:r>
-        <w:t>No before-and-after metrics, ROI figures, or financial exposure estimates are asserted.</w:t>
+        <w:t>No before-and-after metrics, ROI multiples, or monetary risk estimates are asserted.</w:t>
       </w:r>
     </w:p>
     <w:p>
